--- a/20_Projects/企業のオンライン保健室/顧客/株式会社orb/01_メンバーカルテ/奥田尊子_個別支援経過報告書_20261014.docx
+++ b/20_Projects/企業のオンライン保健室/顧客/株式会社orb/01_メンバーカルテ/奥田尊子_個別支援経過報告書_20261014.docx
@@ -27,8 +27,8 @@
         <w:tblLook w:firstColumn="1" w:firstRow="1" w:lastColumn="0" w:lastRow="0" w:noHBand="0" w:noVBand="1" w:val="04A0"/>
       </w:tblPr>
       <w:tblGrid>
-        <w:gridCol w:w="4819"/>
-        <w:gridCol w:w="4819"/>
+        <w:gridCol w:w="4933"/>
+        <w:gridCol w:w="4933"/>
       </w:tblGrid>
       <w:tr>
         <w:tc>
@@ -165,7 +165,7 @@
     </w:tbl>
     <w:p>
       <w:pPr>
-        <w:spacing w:before="180" w:after="60"/>
+        <w:spacing w:before="120" w:after="60"/>
         <w:pBdr>
           <w:bottom w:val="single" w:sz="4" w:space="1" w:color="9DB4CC"/>
         </w:pBdr>
@@ -206,7 +206,7 @@
     </w:p>
     <w:p>
       <w:pPr>
-        <w:spacing w:before="180" w:after="60"/>
+        <w:spacing w:before="120" w:after="60"/>
         <w:pBdr>
           <w:bottom w:val="single" w:sz="4" w:space="1" w:color="9DB4CC"/>
         </w:pBdr>
@@ -422,7 +422,7 @@
     </w:p>
     <w:p>
       <w:pPr>
-        <w:spacing w:before="180" w:after="60"/>
+        <w:spacing w:before="120" w:after="60"/>
         <w:pBdr>
           <w:bottom w:val="single" w:sz="4" w:space="1" w:color="9DB4CC"/>
         </w:pBdr>
@@ -553,7 +553,7 @@
     </w:p>
     <w:p>
       <w:pPr>
-        <w:spacing w:before="180" w:after="60"/>
+        <w:spacing w:before="120" w:after="60"/>
         <w:pBdr>
           <w:bottom w:val="single" w:sz="4" w:space="1" w:color="9DB4CC"/>
         </w:pBdr>
@@ -620,7 +620,7 @@
     </w:p>
     <w:p>
       <w:pPr>
-        <w:spacing w:before="180" w:after="60"/>
+        <w:spacing w:before="120" w:after="60"/>
         <w:pBdr>
           <w:bottom w:val="single" w:sz="4" w:space="1" w:color="9DB4CC"/>
         </w:pBdr>
@@ -741,7 +741,7 @@
     </w:p>
     <w:p>
       <w:pPr>
-        <w:spacing w:before="180" w:after="60"/>
+        <w:spacing w:before="120" w:after="60"/>
         <w:pBdr>
           <w:bottom w:val="single" w:sz="4" w:space="1" w:color="9DB4CC"/>
         </w:pBdr>
@@ -821,12 +821,12 @@
         <w:tblLook w:firstColumn="1" w:firstRow="1" w:lastColumn="0" w:lastRow="0" w:noHBand="0" w:noVBand="1" w:val="04A0"/>
       </w:tblPr>
       <w:tblGrid>
-        <w:gridCol w:w="9638"/>
+        <w:gridCol w:w="9866"/>
       </w:tblGrid>
       <w:tr>
         <w:tc>
           <w:tcPr>
-            <w:tcW w:type="dxa" w:w="9638"/>
+            <w:tcW w:type="dxa" w:w="9866"/>
             <w:shd w:val="clear" w:fill="F4F6F8"/>
           </w:tcPr>
           <w:p>
@@ -854,7 +854,7 @@
     </w:tbl>
     <w:sectPr>
       <w:pgSz w:w="11906" w:h="16838"/>
-      <w:pgMar w:top="1020" w:right="1134" w:bottom="1020" w:left="1134" w:header="720" w:footer="720" w:gutter="0"/>
+      <w:pgMar w:top="850" w:right="1020" w:bottom="850" w:left="1020" w:header="720" w:footer="720" w:gutter="0"/>
       <w:cols w:space="720"/>
       <w:docGrid w:linePitch="360"/>
     </w:sectPr>
@@ -1226,7 +1226,7 @@
     <w:qFormat/>
     <w:rsid w:val="00FC693F"/>
     <w:pPr>
-      <w:spacing w:after="40" w:line="288" w:lineRule="auto"/>
+      <w:spacing w:after="40" w:line="259" w:lineRule="auto"/>
     </w:pPr>
     <w:rPr>
       <w:rFonts w:ascii="游ゴシック" w:hAnsi="游ゴシック" w:eastAsia="游ゴシック"/>

--- a/20_Projects/企業のオンライン保健室/顧客/株式会社orb/01_メンバーカルテ/奥田尊子_個別支援経過報告書_20261014.docx
+++ b/20_Projects/企業のオンライン保健室/顧客/株式会社orb/01_メンバーカルテ/奥田尊子_個別支援経過報告書_20261014.docx
@@ -332,6 +332,25 @@
     </w:p>
     <w:p>
       <w:pPr>
+        <w:ind w:left="454" w:hanging="227"/>
+      </w:pPr>
+      <w:r>
+        <w:rPr>
+          <w:rFonts w:ascii="游ゴシック" w:hAnsi="游ゴシック" w:eastAsia="游ゴシック"/>
+          <w:b w:val="0"/>
+        </w:rPr>
+        <w:t>・</w:t>
+      </w:r>
+      <w:r>
+        <w:rPr>
+          <w:rFonts w:ascii="游ゴシック" w:hAnsi="游ゴシック" w:eastAsia="游ゴシック"/>
+          <w:b w:val="0"/>
+        </w:rPr>
+        <w:t>本人からの面談希望を受けた日程調整（10月13日〜、調整中）</w:t>
+      </w:r>
+    </w:p>
+    <w:p>
+      <w:pPr>
         <w:spacing w:before="60"/>
         <w:ind w:left="113"/>
       </w:pPr>
@@ -360,7 +379,7 @@
           <w:rFonts w:ascii="游ゴシック" w:hAnsi="游ゴシック" w:eastAsia="游ゴシック"/>
           <w:b w:val="0"/>
         </w:rPr>
-        <w:t>個別面談（本人から「今は話すのが難しい」との申し出があり、10月11日の予定を中止）</w:t>
+        <w:t>個別面談（10月11日の予定は本人の申し出により中止。10月13日に本人から改めて希望があり、日程調整中）</w:t>
       </w:r>
     </w:p>
     <w:p>
@@ -548,7 +567,26 @@
           <w:rFonts w:ascii="游ゴシック" w:hAnsi="游ゴシック" w:eastAsia="游ゴシック"/>
           <w:b w:val="0"/>
         </w:rPr>
-        <w:t>休職に至った背景や再休職の要因については、十分な面談ができていないため、特定には至っていません。</w:t>
+        <w:t>10月13日、本人から、休職の背景に職場に関することがある旨と、それについて直接面談で話したいとの申し出がありました。内容は面談で本人から聞き取り、貴社への共有範囲は本人の同意を得て決めます。</w:t>
+      </w:r>
+    </w:p>
+    <w:p>
+      <w:pPr>
+        <w:ind w:left="454" w:hanging="227"/>
+      </w:pPr>
+      <w:r>
+        <w:rPr>
+          <w:rFonts w:ascii="游ゴシック" w:hAnsi="游ゴシック" w:eastAsia="游ゴシック"/>
+          <w:b w:val="0"/>
+        </w:rPr>
+        <w:t>・</w:t>
+      </w:r>
+      <w:r>
+        <w:rPr>
+          <w:rFonts w:ascii="游ゴシック" w:hAnsi="游ゴシック" w:eastAsia="游ゴシック"/>
+          <w:b w:val="0"/>
+        </w:rPr>
+        <w:t>休職に至った背景や再休職の要因については、面談が未実施のため、現時点では特定に至っていません。</w:t>
       </w:r>
     </w:p>
     <w:p>
@@ -577,7 +615,7 @@
           <w:rFonts w:ascii="游ゴシック" w:hAnsi="游ゴシック" w:eastAsia="游ゴシック"/>
           <w:b w:val="0"/>
         </w:rPr>
-        <w:t>今回実施した分析結果には、本人が自身の心身の状態や特徴を理解するための参考情報が含まれています。本来は面談を通じて結果をお伝えし、本人の実感と照らし合わせながら、今後の健康管理や働き方を一緒に考える予定でしたが、その機会には至っていません。</w:t>
+        <w:t>今回実施した分析結果には、本人が自身の心身の状態や特徴を理解するための参考情報が含まれています。本来は面談を通じて結果をお伝えし、本人の実感と照らし合わせながら、今後の健康管理や働き方を一緒に考える予定でしたが、現時点ではその機会に至っていません。</w:t>
       </w:r>
     </w:p>
     <w:p>
@@ -589,7 +627,7 @@
           <w:rFonts w:ascii="游ゴシック" w:hAnsi="游ゴシック" w:eastAsia="游ゴシック"/>
           <w:b w:val="0"/>
         </w:rPr>
-        <w:t>今回実施した分析結果については、本人が自身の心身の状態や特徴を理解するための参考情報として、本人に直接説明する機会を設ける意義があると考えます。今後、本人が面談可能な状態となり、説明を希望した場合には、改めて実施を検討いたします。</w:t>
+        <w:t>今回実施した分析結果については、本人が自身の心身の状態や特徴を理解するための参考情報として、本人に直接説明する機会を設ける意義があると考えます。本人から面談の希望があったため、本人の体調と意向を確認しながら、面談の中で説明することを予定しています。</w:t>
       </w:r>
     </w:p>
     <w:p>
@@ -710,7 +748,7 @@
           <w:rFonts w:ascii="游ゴシック" w:hAnsi="游ゴシック" w:eastAsia="游ゴシック"/>
           <w:b w:val="0"/>
         </w:rPr>
-        <w:t>本人が面談できる状態となり、希望した場合には、仕事上の負担、職場環境、本人が感じている困りごと、今後の希望などを整理いたします。</w:t>
+        <w:t>予定している面談で、仕事上の負担、職場環境、本人が感じている困りごと、今後の希望などを整理いたします。</w:t>
       </w:r>
     </w:p>
     <w:p>
@@ -772,7 +810,26 @@
           <w:rFonts w:ascii="游ゴシック" w:hAnsi="游ゴシック" w:eastAsia="游ゴシック"/>
           <w:b w:val="0"/>
         </w:rPr>
-        <w:t>予定していた個別支援が、現時点で計画どおりに進んでいないため、本報告書をもとに今後の対応を貴社と協議させていただきたいと考えます。</w:t>
+        <w:t>予定していた個別支援は計画どおりに進んでいませんが、本人から面談の希望があったため、近日中に個別面談を実施する予定です。面談結果を踏まえて、改めてご報告・ご相談させていただきます。</w:t>
+      </w:r>
+    </w:p>
+    <w:p>
+      <w:pPr>
+        <w:ind w:left="454" w:hanging="227"/>
+      </w:pPr>
+      <w:r>
+        <w:rPr>
+          <w:rFonts w:ascii="游ゴシック" w:hAnsi="游ゴシック" w:eastAsia="游ゴシック"/>
+          <w:b w:val="0"/>
+        </w:rPr>
+        <w:t>・</w:t>
+      </w:r>
+      <w:r>
+        <w:rPr>
+          <w:rFonts w:ascii="游ゴシック" w:hAnsi="游ゴシック" w:eastAsia="游ゴシック"/>
+          <w:b w:val="0"/>
+        </w:rPr>
+        <w:t>面談までの間、本件について貴社から本人や周囲の方へ確認することは、控えていただきますようお願いいたします。</w:t>
       </w:r>
     </w:p>
     <w:p>
@@ -811,7 +868,7 @@
           <w:rFonts w:ascii="游ゴシック" w:hAnsi="游ゴシック" w:eastAsia="游ゴシック"/>
           <w:b w:val="0"/>
         </w:rPr>
-        <w:t>ご相談したい事項：①当面の本人への関わり方（連絡の窓口・頻度）　②分析結果を説明する機会の扱い　③個別支援の今後の進め方</w:t>
+        <w:t>ご相談したい事項：①面談の実施とその扱い　②当面の本人への関わり方（連絡の窓口・頻度）　③面談後のご報告の範囲と、個別支援の今後の進め方</w:t>
       </w:r>
     </w:p>
     <w:tbl>

--- a/20_Projects/企業のオンライン保健室/顧客/株式会社orb/01_メンバーカルテ/奥田尊子_個別支援経過報告書_20261014.docx
+++ b/20_Projects/企業のオンライン保健室/顧客/株式会社orb/01_メンバーカルテ/奥田尊子_個別支援経過報告書_20261014.docx
@@ -567,7 +567,7 @@
           <w:rFonts w:ascii="游ゴシック" w:hAnsi="游ゴシック" w:eastAsia="游ゴシック"/>
           <w:b w:val="0"/>
         </w:rPr>
-        <w:t>10月13日、本人から、休職の背景に職場に関することがある旨と、それについて直接面談で話したいとの申し出がありました。内容は面談で本人から聞き取り、貴社への共有範囲は本人の同意を得て決めます。</w:t>
+        <w:t>10月13日、本人から、出勤できなくなった理由について心当たりがあり、面談で直接話したいとの申し出がありました。内容は面談で本人から聞き取り、貴社への共有範囲は本人の同意を得て決めます。</w:t>
       </w:r>
     </w:p>
     <w:p>

--- a/20_Projects/企業のオンライン保健室/顧客/株式会社orb/01_メンバーカルテ/奥田尊子_個別支援経過報告書_20261014.docx
+++ b/20_Projects/企業のオンライン保健室/顧客/株式会社orb/01_メンバーカルテ/奥田尊子_個別支援経過報告書_20261014.docx
@@ -17,7 +17,7 @@
           <w:color w:val="1F3A5F"/>
           <w:sz w:val="32"/>
         </w:rPr>
-        <w:t>個別支援経過報告書</w:t>
+        <w:t>個別支援経過報告書（中間報告）</w:t>
       </w:r>
     </w:p>
     <w:tbl>
@@ -810,7 +810,45 @@
           <w:rFonts w:ascii="游ゴシック" w:hAnsi="游ゴシック" w:eastAsia="游ゴシック"/>
           <w:b w:val="0"/>
         </w:rPr>
-        <w:t>予定していた個別支援は計画どおりに進んでいませんが、本人から面談の希望があったため、近日中に個別面談を実施する予定です。面談結果を踏まえて、改めてご報告・ご相談させていただきます。</w:t>
+        <w:t>本報告書は、ご依頼から約1週間が経過した時点での中間報告です。</w:t>
+      </w:r>
+    </w:p>
+    <w:p>
+      <w:pPr>
+        <w:ind w:left="454" w:hanging="227"/>
+      </w:pPr>
+      <w:r>
+        <w:rPr>
+          <w:rFonts w:ascii="游ゴシック" w:hAnsi="游ゴシック" w:eastAsia="游ゴシック"/>
+          <w:b w:val="0"/>
+        </w:rPr>
+        <w:t>・</w:t>
+      </w:r>
+      <w:r>
+        <w:rPr>
+          <w:rFonts w:ascii="游ゴシック" w:hAnsi="游ゴシック" w:eastAsia="游ゴシック"/>
+          <w:b w:val="0"/>
+        </w:rPr>
+        <w:t>本人から面談の希望があり、日程を調整しています。ただし、本人の体調によっては、予定を立てても面談が実施できない可能性があります。</w:t>
+      </w:r>
+    </w:p>
+    <w:p>
+      <w:pPr>
+        <w:ind w:left="454" w:hanging="227"/>
+      </w:pPr>
+      <w:r>
+        <w:rPr>
+          <w:rFonts w:ascii="游ゴシック" w:hAnsi="游ゴシック" w:eastAsia="游ゴシック"/>
+          <w:b w:val="0"/>
+        </w:rPr>
+        <w:t>・</w:t>
+      </w:r>
+      <w:r>
+        <w:rPr>
+          <w:rFonts w:ascii="游ゴシック" w:hAnsi="游ゴシック" w:eastAsia="游ゴシック"/>
+          <w:b w:val="0"/>
+        </w:rPr>
+        <w:t>そのため、面談が実施できた場合・できなかった場合のそれぞれについて、今後の進め方を貴社とご相談したいと考えます。</w:t>
       </w:r>
     </w:p>
     <w:p>
@@ -868,7 +906,7 @@
           <w:rFonts w:ascii="游ゴシック" w:hAnsi="游ゴシック" w:eastAsia="游ゴシック"/>
           <w:b w:val="0"/>
         </w:rPr>
-        <w:t>ご相談したい事項：①面談の実施とその扱い　②当面の本人への関わり方（連絡の窓口・頻度）　③面談後のご報告の範囲と、個別支援の今後の進め方</w:t>
+        <w:t>ご相談したい事項：①面談が実施できなかった場合を含めた今後の進め方　②当面の本人への関わり方（連絡の窓口・頻度）　③面談後のご報告の範囲　④本人が職場の困りごとを相談できる体制（ハラスメント相談窓口を含む）の現状</w:t>
       </w:r>
     </w:p>
     <w:tbl>

--- a/20_Projects/企業のオンライン保健室/顧客/株式会社orb/01_メンバーカルテ/奥田尊子_個別支援経過報告書_20261014.docx
+++ b/20_Projects/企業のオンライン保健室/顧客/株式会社orb/01_メンバーカルテ/奥田尊子_個別支援経過報告書_20261014.docx
@@ -308,25 +308,6 @@
           <w:rFonts w:ascii="游ゴシック" w:hAnsi="游ゴシック" w:eastAsia="游ゴシック"/>
           <w:b w:val="0"/>
         </w:rPr>
-        <w:t>個別面談の日程調整（10月9日、本人が10月11日の面談を予約）</w:t>
-      </w:r>
-    </w:p>
-    <w:p>
-      <w:pPr>
-        <w:ind w:left="454" w:hanging="227"/>
-      </w:pPr>
-      <w:r>
-        <w:rPr>
-          <w:rFonts w:ascii="游ゴシック" w:hAnsi="游ゴシック" w:eastAsia="游ゴシック"/>
-          <w:b w:val="0"/>
-        </w:rPr>
-        <w:t>・</w:t>
-      </w:r>
-      <w:r>
-        <w:rPr>
-          <w:rFonts w:ascii="游ゴシック" w:hAnsi="游ゴシック" w:eastAsia="游ゴシック"/>
-          <w:b w:val="0"/>
-        </w:rPr>
         <w:t>LINEによる文章でのやり取り（10月9日以降）：体調の確認と健康相談を行い、主治医への相談を継続するよう促しました</w:t>
       </w:r>
     </w:p>
@@ -346,7 +327,7 @@
           <w:rFonts w:ascii="游ゴシック" w:hAnsi="游ゴシック" w:eastAsia="游ゴシック"/>
           <w:b w:val="0"/>
         </w:rPr>
-        <w:t>本人からの面談希望を受けた日程調整（10月13日〜、調整中）</w:t>
+        <w:t>個別面談の日程調整（10月9日に本人が10月11日の面談を予約。本人の申し出により中止後、10月13日に本人から改めて希望があり調整中）</w:t>
       </w:r>
     </w:p>
     <w:p>
@@ -379,7 +360,7 @@
           <w:rFonts w:ascii="游ゴシック" w:hAnsi="游ゴシック" w:eastAsia="游ゴシック"/>
           <w:b w:val="0"/>
         </w:rPr>
-        <w:t>個別面談（10月11日の予定は本人の申し出により中止。10月13日に本人から改めて希望があり、日程調整中）</w:t>
+        <w:t>個別面談（日程調整中）</w:t>
       </w:r>
     </w:p>
     <w:p>
@@ -615,19 +596,7 @@
           <w:rFonts w:ascii="游ゴシック" w:hAnsi="游ゴシック" w:eastAsia="游ゴシック"/>
           <w:b w:val="0"/>
         </w:rPr>
-        <w:t>今回実施した分析結果には、本人が自身の心身の状態や特徴を理解するための参考情報が含まれています。本来は面談を通じて結果をお伝えし、本人の実感と照らし合わせながら、今後の健康管理や働き方を一緒に考える予定でしたが、現時点ではその機会に至っていません。</w:t>
-      </w:r>
-    </w:p>
-    <w:p>
-      <w:pPr>
-        <w:ind w:left="0"/>
-      </w:pPr>
-      <w:r>
-        <w:rPr>
-          <w:rFonts w:ascii="游ゴシック" w:hAnsi="游ゴシック" w:eastAsia="游ゴシック"/>
-          <w:b w:val="0"/>
-        </w:rPr>
-        <w:t>今回実施した分析結果については、本人が自身の心身の状態や特徴を理解するための参考情報として、本人に直接説明する機会を設ける意義があると考えます。本人から面談の希望があったため、本人の体調と意向を確認しながら、面談の中で説明することを予定しています。</w:t>
+        <w:t>今回実施した分析結果は、本人が自身の心身の状態や特徴を理解するための参考情報として、本人に直接説明する意義があると考えます。本来は面談を通じて、本人の実感と照らし合わせながら今後の健康管理や働き方を一緒に考える予定でしたが、現時点ではその機会に至っていません。本人から面談の希望があったため、体調と意向を確認しながら、面談の中で説明する予定です。</w:t>
       </w:r>
     </w:p>
     <w:p>
@@ -829,26 +798,7 @@
           <w:rFonts w:ascii="游ゴシック" w:hAnsi="游ゴシック" w:eastAsia="游ゴシック"/>
           <w:b w:val="0"/>
         </w:rPr>
-        <w:t>本人から面談の希望があり、日程を調整しています。ただし、本人の体調によっては、予定を立てても面談が実施できない可能性があります。</w:t>
-      </w:r>
-    </w:p>
-    <w:p>
-      <w:pPr>
-        <w:ind w:left="454" w:hanging="227"/>
-      </w:pPr>
-      <w:r>
-        <w:rPr>
-          <w:rFonts w:ascii="游ゴシック" w:hAnsi="游ゴシック" w:eastAsia="游ゴシック"/>
-          <w:b w:val="0"/>
-        </w:rPr>
-        <w:t>・</w:t>
-      </w:r>
-      <w:r>
-        <w:rPr>
-          <w:rFonts w:ascii="游ゴシック" w:hAnsi="游ゴシック" w:eastAsia="游ゴシック"/>
-          <w:b w:val="0"/>
-        </w:rPr>
-        <w:t>そのため、面談が実施できた場合・できなかった場合のそれぞれについて、今後の進め方を貴社とご相談したいと考えます。</w:t>
+        <w:t>本人から面談の希望があり日程を調整していますが、体調によっては予定を立てても実施できない可能性があります。そのため、面談が実施できた場合・できなかった場合それぞれの進め方を、貴社とご相談したいと考えます。</w:t>
       </w:r>
     </w:p>
     <w:p>
@@ -891,7 +841,6 @@
     </w:p>
     <w:p>
       <w:pPr>
-        <w:spacing w:before="160"/>
         <w:ind w:left="454" w:hanging="227"/>
       </w:pPr>
       <w:r>
@@ -906,7 +855,59 @@
           <w:rFonts w:ascii="游ゴシック" w:hAnsi="游ゴシック" w:eastAsia="游ゴシック"/>
           <w:b w:val="0"/>
         </w:rPr>
-        <w:t>ご相談したい事項：①面談が実施できなかった場合を含めた今後の進め方　②当面の本人への関わり方（連絡の窓口・頻度）　③面談後のご報告の範囲　④本人が職場の困りごとを相談できる体制（ハラスメント相談窓口を含む）の現状</w:t>
+        <w:t>ご相談したい事項：</w:t>
+      </w:r>
+    </w:p>
+    <w:p>
+      <w:pPr>
+        <w:spacing w:after="0"/>
+        <w:ind w:left="567"/>
+      </w:pPr>
+      <w:r>
+        <w:rPr>
+          <w:rFonts w:ascii="游ゴシック" w:hAnsi="游ゴシック" w:eastAsia="游ゴシック"/>
+          <w:b w:val="0"/>
+        </w:rPr>
+        <w:t>①面談が実施できなかった場合を含めた今後の進め方（期限を決めるか）</w:t>
+      </w:r>
+    </w:p>
+    <w:p>
+      <w:pPr>
+        <w:spacing w:after="0"/>
+        <w:ind w:left="567"/>
+      </w:pPr>
+      <w:r>
+        <w:rPr>
+          <w:rFonts w:ascii="游ゴシック" w:hAnsi="游ゴシック" w:eastAsia="游ゴシック"/>
+          <w:b w:val="0"/>
+        </w:rPr>
+        <w:t>②当面の本人への関わり方（連絡の窓口・頻度）</w:t>
+      </w:r>
+    </w:p>
+    <w:p>
+      <w:pPr>
+        <w:spacing w:after="0"/>
+        <w:ind w:left="567"/>
+      </w:pPr>
+      <w:r>
+        <w:rPr>
+          <w:rFonts w:ascii="游ゴシック" w:hAnsi="游ゴシック" w:eastAsia="游ゴシック"/>
+          <w:b w:val="0"/>
+        </w:rPr>
+        <w:t>③面談後のご報告の範囲</w:t>
+      </w:r>
+    </w:p>
+    <w:p>
+      <w:pPr>
+        <w:spacing w:after="0" w:before="160"/>
+        <w:ind w:left="567"/>
+      </w:pPr>
+      <w:r>
+        <w:rPr>
+          <w:rFonts w:ascii="游ゴシック" w:hAnsi="游ゴシック" w:eastAsia="游ゴシック"/>
+          <w:b w:val="0"/>
+        </w:rPr>
+        <w:t>④本人が職場の困りごとを相談できる体制（ハラスメント相談窓口を含む）の現状</w:t>
       </w:r>
     </w:p>
     <w:tbl>

--- a/20_Projects/企業のオンライン保健室/顧客/株式会社orb/01_メンバーカルテ/奥田尊子_個別支援経過報告書_20261014.docx
+++ b/20_Projects/企業のオンライン保健室/顧客/株式会社orb/01_メンバーカルテ/奥田尊子_個別支援経過報告書_20261014.docx
@@ -327,7 +327,7 @@
           <w:rFonts w:ascii="游ゴシック" w:hAnsi="游ゴシック" w:eastAsia="游ゴシック"/>
           <w:b w:val="0"/>
         </w:rPr>
-        <w:t>個別面談の日程調整（10月9日に本人が10月11日の面談を予約。本人の申し出により中止後、10月13日に本人から改めて希望があり調整中）</w:t>
+        <w:t>個別面談の日程調整（10月9日に本人が10月11日の面談を予約。本人の申し出により中止後、10月13日に本人から改めて希望があり、同日夜に本人が10月15日の面談を予約）</w:t>
       </w:r>
     </w:p>
     <w:p>
@@ -360,7 +360,7 @@
           <w:rFonts w:ascii="游ゴシック" w:hAnsi="游ゴシック" w:eastAsia="游ゴシック"/>
           <w:b w:val="0"/>
         </w:rPr>
-        <w:t>個別面談（日程調整中）</w:t>
+        <w:t>個別面談（10月15日に実施予定）</w:t>
       </w:r>
     </w:p>
     <w:p>
@@ -798,7 +798,7 @@
           <w:rFonts w:ascii="游ゴシック" w:hAnsi="游ゴシック" w:eastAsia="游ゴシック"/>
           <w:b w:val="0"/>
         </w:rPr>
-        <w:t>本人から面談の希望があり日程を調整していますが、体調によっては予定を立てても実施できない可能性があります。そのため、面談が実施できた場合・できなかった場合それぞれの進め方を、貴社とご相談したいと考えます。</w:t>
+        <w:t>本人から面談の希望があり10月15日に予定していますが、体調によっては予定を立てても実施できない可能性があります。そのため、面談が実施できた場合・できなかった場合それぞれの進め方を、貴社とご相談したいと考えます。</w:t>
       </w:r>
     </w:p>
     <w:p>
